--- a/_site/operating-system/2021-10-21-scrcpy/index.docx
+++ b/_site/operating-system/2021-10-21-scrcpy/index.docx
@@ -50,7 +50,7 @@
         <w:pStyle w:val="Heading1"/>
       </w:pPr>
       <w:r>
-        <w:t xml:space="preserve">Scrcpy</w:t>
+        <w:t xml:space="preserve">Scrcpy: Control de Dispositivos Android en Arch Linux</w:t>
       </w:r>
     </w:p>
     <w:p>
@@ -217,7 +217,7 @@
         <w:t xml:space="preserve">Palabras clave</w:t>
       </w:r>
       <w:r>
-        <w:t xml:space="preserve">: keyword1, keyword2</w:t>
+        <w:t xml:space="preserve">:</w:t>
       </w:r>
     </w:p>
     <w:p>
@@ -232,7 +232,7 @@
         <w:pStyle w:val="Heading1"/>
       </w:pPr>
       <w:r>
-        <w:t xml:space="preserve">Scrcpy</w:t>
+        <w:t xml:space="preserve">Scrcpy: Control de Dispositivos Android en Arch Linux</w:t>
       </w:r>
     </w:p>
     <w:bookmarkEnd w:id="28"/>

--- a/_site/operating-system/2021-10-21-scrcpy/index.docx
+++ b/_site/operating-system/2021-10-21-scrcpy/index.docx
@@ -18042,7 +18042,7 @@
     </w:p>
     <w:bookmarkEnd w:id="123"/>
     <w:bookmarkEnd w:id="124"/>
-    <w:bookmarkStart w:id="167" w:name="publicaciones-similares"/>
+    <w:bookmarkStart w:id="163" w:name="publicaciones-similares"/>
     <w:p>
       <w:pPr>
         <w:pStyle w:val="Heading1"/>
@@ -18286,7 +18286,7 @@
           <w:rPr>
             <w:rStyle w:val="Hyperlink"/>
           </w:rPr>
-          <w:t xml:space="preserve">01 Introduccion Linux</w:t>
+          <w:t xml:space="preserve">02 Distribuciones Linux</w:t>
         </w:r>
       </w:hyperlink>
     </w:p>
@@ -18303,27 +18303,6 @@
         <w:t xml:space="preserve"> </w:t>
       </w:r>
       <w:hyperlink r:id="rId148">
-        <w:r>
-          <w:rPr>
-            <w:rStyle w:val="Hyperlink"/>
-          </w:rPr>
-          <w:t xml:space="preserve">02 Distribuciones Linux</w:t>
-        </w:r>
-      </w:hyperlink>
-    </w:p>
-    <w:p>
-      <w:pPr>
-        <w:pStyle w:val="Compact"/>
-        <w:numPr>
-          <w:ilvl w:val="0"/>
-          <w:numId w:val="1019"/>
-        </w:numPr>
-      </w:pPr>
-      <w:hyperlink r:id="rId149"/>
-      <w:r>
-        <w:t xml:space="preserve"> </w:t>
-      </w:r>
-      <w:hyperlink r:id="rId150">
         <w:r>
           <w:rPr>
             <w:rStyle w:val="Hyperlink"/>
@@ -18340,11 +18319,11 @@
           <w:numId w:val="1019"/>
         </w:numPr>
       </w:pPr>
-      <w:hyperlink r:id="rId151"/>
-      <w:r>
-        <w:t xml:space="preserve"> </w:t>
-      </w:r>
-      <w:hyperlink r:id="rId152">
+      <w:hyperlink r:id="rId149"/>
+      <w:r>
+        <w:t xml:space="preserve"> </w:t>
+      </w:r>
+      <w:hyperlink r:id="rId150">
         <w:r>
           <w:rPr>
             <w:rStyle w:val="Hyperlink"/>
@@ -18361,11 +18340,11 @@
           <w:numId w:val="1019"/>
         </w:numPr>
       </w:pPr>
-      <w:hyperlink r:id="rId153"/>
-      <w:r>
-        <w:t xml:space="preserve"> </w:t>
-      </w:r>
-      <w:hyperlink r:id="rId154">
+      <w:hyperlink r:id="rId151"/>
+      <w:r>
+        <w:t xml:space="preserve"> </w:t>
+      </w:r>
+      <w:hyperlink r:id="rId152">
         <w:r>
           <w:rPr>
             <w:rStyle w:val="Hyperlink"/>
@@ -18382,11 +18361,11 @@
           <w:numId w:val="1019"/>
         </w:numPr>
       </w:pPr>
-      <w:hyperlink r:id="rId155"/>
-      <w:r>
-        <w:t xml:space="preserve"> </w:t>
-      </w:r>
-      <w:hyperlink r:id="rId156">
+      <w:hyperlink r:id="rId153"/>
+      <w:r>
+        <w:t xml:space="preserve"> </w:t>
+      </w:r>
+      <w:hyperlink r:id="rId154">
         <w:r>
           <w:rPr>
             <w:rStyle w:val="Hyperlink"/>
@@ -18403,11 +18382,11 @@
           <w:numId w:val="1019"/>
         </w:numPr>
       </w:pPr>
-      <w:hyperlink r:id="rId157"/>
-      <w:r>
-        <w:t xml:space="preserve"> </w:t>
-      </w:r>
-      <w:hyperlink r:id="rId158">
+      <w:hyperlink r:id="rId155"/>
+      <w:r>
+        <w:t xml:space="preserve"> </w:t>
+      </w:r>
+      <w:hyperlink r:id="rId156">
         <w:r>
           <w:rPr>
             <w:rStyle w:val="Hyperlink"/>
@@ -18424,11 +18403,11 @@
           <w:numId w:val="1019"/>
         </w:numPr>
       </w:pPr>
-      <w:hyperlink r:id="rId159"/>
-      <w:r>
-        <w:t xml:space="preserve"> </w:t>
-      </w:r>
-      <w:hyperlink r:id="rId160">
+      <w:hyperlink r:id="rId157"/>
+      <w:r>
+        <w:t xml:space="preserve"> </w:t>
+      </w:r>
+      <w:hyperlink r:id="rId158">
         <w:r>
           <w:rPr>
             <w:rStyle w:val="Hyperlink"/>
@@ -18445,11 +18424,11 @@
           <w:numId w:val="1019"/>
         </w:numPr>
       </w:pPr>
-      <w:hyperlink r:id="rId161"/>
-      <w:r>
-        <w:t xml:space="preserve"> </w:t>
-      </w:r>
-      <w:hyperlink r:id="rId162">
+      <w:hyperlink r:id="rId159"/>
+      <w:r>
+        <w:t xml:space="preserve"> </w:t>
+      </w:r>
+      <w:hyperlink r:id="rId160">
         <w:r>
           <w:rPr>
             <w:rStyle w:val="Hyperlink"/>
@@ -18466,11 +18445,11 @@
           <w:numId w:val="1019"/>
         </w:numPr>
       </w:pPr>
-      <w:hyperlink r:id="rId163"/>
-      <w:r>
-        <w:t xml:space="preserve"> </w:t>
-      </w:r>
-      <w:hyperlink r:id="rId164">
+      <w:hyperlink r:id="rId161"/>
+      <w:r>
+        <w:t xml:space="preserve"> </w:t>
+      </w:r>
+      <w:hyperlink r:id="rId162">
         <w:r>
           <w:rPr>
             <w:rStyle w:val="Hyperlink"/>
@@ -18481,34 +18460,13 @@
     </w:p>
     <w:p>
       <w:pPr>
-        <w:pStyle w:val="Compact"/>
-        <w:numPr>
-          <w:ilvl w:val="0"/>
-          <w:numId w:val="1019"/>
-        </w:numPr>
-      </w:pPr>
-      <w:hyperlink r:id="rId165"/>
-      <w:r>
-        <w:t xml:space="preserve"> </w:t>
-      </w:r>
-      <w:hyperlink r:id="rId166">
-        <w:r>
-          <w:rPr>
-            <w:rStyle w:val="Hyperlink"/>
-          </w:rPr>
-          <w:t xml:space="preserve">Guia De Rsync</w:t>
-        </w:r>
-      </w:hyperlink>
-    </w:p>
-    <w:p>
-      <w:pPr>
         <w:pStyle w:val="FirstParagraph"/>
       </w:pPr>
       <w:r>
         <w:t xml:space="preserve">Esperamos que encuentres estas publicaciones igualmente interesantes y útiles. ¡Disfruta de la lectura!</w:t>
       </w:r>
     </w:p>
-    <w:bookmarkEnd w:id="167"/>
+    <w:bookmarkEnd w:id="163"/>
     <w:sectPr>
       <w:headerReference r:id="rId8" w:type="even"/>
       <w:headerReference r:id="rId9" w:type="default"/>
